--- a/entregas/Entrega_Sprint1.docx
+++ b/entregas/Entrega_Sprint1.docx
@@ -6637,7 +6637,7 @@
           <w:sz w:val="22"/>
           <w:szCs w:val="22"/>
         </w:rPr>
-        <w:t xml:space="preserve">Tabla 5. Tareas del Sprint 1 (total: 62 puntos)</w:t>
+        <w:t xml:space="preserve">Tabla 5. Tareas del Sprint 1 (total: 56 puntos)</w:t>
       </w:r>
     </w:p>
     <w:tbl>
@@ -9808,326 +9808,6 @@
                 <w:szCs w:val="21"/>
               </w:rPr>
               <w:t xml:space="preserve">Ambos</w:t>
-            </w:r>
-          </w:p>
-        </w:tc>
-        <w:tc>
-          <w:tcPr>
-            <w:tcW w:type="dxa" w:w="700"/>
-            <w:tcBorders>
-              <w:top w:val="single" w:color="808080" w:sz="4"/>
-              <w:left w:val="single" w:color="808080" w:sz="4"/>
-              <w:bottom w:val="single" w:color="808080" w:sz="4"/>
-              <w:right w:val="single" w:color="808080" w:sz="4"/>
-            </w:tcBorders>
-            <w:tcMar>
-              <w:top w:type="dxa" w:w="70"/>
-              <w:left w:type="dxa" w:w="110"/>
-              <w:bottom w:type="dxa" w:w="70"/>
-              <w:right w:type="dxa" w:w="110"/>
-            </w:tcMar>
-            <w:vAlign w:val="center"/>
-          </w:tcPr>
-          <w:p>
-            <w:pPr>
-              <w:spacing w:after="0" w:line="260"/>
-            </w:pPr>
-            <w:r>
-              <w:rPr>
-                <w:rFonts w:ascii="Times New Roman" w:cs="Times New Roman" w:eastAsia="Times New Roman" w:hAnsi="Times New Roman"/>
-                <w:sz w:val="21"/>
-                <w:szCs w:val="21"/>
-              </w:rPr>
-              <w:t xml:space="preserve">3</w:t>
-            </w:r>
-          </w:p>
-        </w:tc>
-        <w:tc>
-          <w:tcPr>
-            <w:tcW w:type="dxa" w:w="1600"/>
-            <w:tcBorders>
-              <w:top w:val="single" w:color="808080" w:sz="4"/>
-              <w:left w:val="single" w:color="808080" w:sz="4"/>
-              <w:bottom w:val="single" w:color="808080" w:sz="4"/>
-              <w:right w:val="single" w:color="808080" w:sz="4"/>
-            </w:tcBorders>
-            <w:tcMar>
-              <w:top w:type="dxa" w:w="70"/>
-              <w:left w:type="dxa" w:w="110"/>
-              <w:bottom w:type="dxa" w:w="70"/>
-              <w:right w:type="dxa" w:w="110"/>
-            </w:tcMar>
-            <w:vAlign w:val="center"/>
-          </w:tcPr>
-          <w:p>
-            <w:pPr>
-              <w:spacing w:after="0" w:line="260"/>
-            </w:pPr>
-            <w:r>
-              <w:rPr>
-                <w:rFonts w:ascii="Times New Roman" w:cs="Times New Roman" w:eastAsia="Times New Roman" w:hAnsi="Times New Roman"/>
-                <w:sz w:val="21"/>
-                <w:szCs w:val="21"/>
-              </w:rPr>
-              <w:t xml:space="preserve">Backlog</w:t>
-            </w:r>
-          </w:p>
-        </w:tc>
-      </w:tr>
-      <w:tr>
-        <w:trPr>
-          <w:cantSplit/>
-        </w:trPr>
-        <w:tc>
-          <w:tcPr>
-            <w:tcW w:type="dxa" w:w="700"/>
-            <w:tcBorders>
-              <w:top w:val="single" w:color="808080" w:sz="4"/>
-              <w:left w:val="single" w:color="808080" w:sz="4"/>
-              <w:bottom w:val="single" w:color="808080" w:sz="4"/>
-              <w:right w:val="single" w:color="808080" w:sz="4"/>
-            </w:tcBorders>
-            <w:tcMar>
-              <w:top w:type="dxa" w:w="70"/>
-              <w:left w:type="dxa" w:w="110"/>
-              <w:bottom w:type="dxa" w:w="70"/>
-              <w:right w:type="dxa" w:w="110"/>
-            </w:tcMar>
-            <w:vAlign w:val="center"/>
-          </w:tcPr>
-          <w:p>
-            <w:pPr>
-              <w:spacing w:after="0" w:line="260"/>
-            </w:pPr>
-            <w:r>
-              <w:rPr>
-                <w:rFonts w:ascii="Times New Roman" w:cs="Times New Roman" w:eastAsia="Times New Roman" w:hAnsi="Times New Roman"/>
-                <w:sz w:val="21"/>
-                <w:szCs w:val="21"/>
-              </w:rPr>
-              <w:t xml:space="preserve">44</w:t>
-            </w:r>
-          </w:p>
-        </w:tc>
-        <w:tc>
-          <w:tcPr>
-            <w:tcW w:type="dxa" w:w="4626"/>
-            <w:tcBorders>
-              <w:top w:val="single" w:color="808080" w:sz="4"/>
-              <w:left w:val="single" w:color="808080" w:sz="4"/>
-              <w:bottom w:val="single" w:color="808080" w:sz="4"/>
-              <w:right w:val="single" w:color="808080" w:sz="4"/>
-            </w:tcBorders>
-            <w:tcMar>
-              <w:top w:type="dxa" w:w="70"/>
-              <w:left w:type="dxa" w:w="110"/>
-              <w:bottom w:type="dxa" w:w="70"/>
-              <w:right w:type="dxa" w:w="110"/>
-            </w:tcMar>
-            <w:vAlign w:val="center"/>
-          </w:tcPr>
-          <w:p>
-            <w:pPr>
-              <w:spacing w:after="0" w:line="260"/>
-            </w:pPr>
-            <w:r>
-              <w:rPr>
-                <w:rFonts w:ascii="Times New Roman" w:cs="Times New Roman" w:eastAsia="Times New Roman" w:hAnsi="Times New Roman"/>
-                <w:sz w:val="21"/>
-                <w:szCs w:val="21"/>
-              </w:rPr>
-              <w:t xml:space="preserve">Reinstalar Windows 11 en los 7 equipos del Estudio que tenían Windows 10</w:t>
-            </w:r>
-          </w:p>
-        </w:tc>
-        <w:tc>
-          <w:tcPr>
-            <w:tcW w:type="dxa" w:w="1400"/>
-            <w:tcBorders>
-              <w:top w:val="single" w:color="808080" w:sz="4"/>
-              <w:left w:val="single" w:color="808080" w:sz="4"/>
-              <w:bottom w:val="single" w:color="808080" w:sz="4"/>
-              <w:right w:val="single" w:color="808080" w:sz="4"/>
-            </w:tcBorders>
-            <w:tcMar>
-              <w:top w:type="dxa" w:w="70"/>
-              <w:left w:type="dxa" w:w="110"/>
-              <w:bottom w:type="dxa" w:w="70"/>
-              <w:right w:type="dxa" w:w="110"/>
-            </w:tcMar>
-            <w:vAlign w:val="center"/>
-          </w:tcPr>
-          <w:p>
-            <w:pPr>
-              <w:spacing w:after="0" w:line="260"/>
-            </w:pPr>
-            <w:r>
-              <w:rPr>
-                <w:rFonts w:ascii="Times New Roman" w:cs="Times New Roman" w:eastAsia="Times New Roman" w:hAnsi="Times New Roman"/>
-                <w:sz w:val="21"/>
-                <w:szCs w:val="21"/>
-              </w:rPr>
-              <w:t xml:space="preserve">Estudio</w:t>
-            </w:r>
-          </w:p>
-        </w:tc>
-        <w:tc>
-          <w:tcPr>
-            <w:tcW w:type="dxa" w:w="700"/>
-            <w:tcBorders>
-              <w:top w:val="single" w:color="808080" w:sz="4"/>
-              <w:left w:val="single" w:color="808080" w:sz="4"/>
-              <w:bottom w:val="single" w:color="808080" w:sz="4"/>
-              <w:right w:val="single" w:color="808080" w:sz="4"/>
-            </w:tcBorders>
-            <w:tcMar>
-              <w:top w:type="dxa" w:w="70"/>
-              <w:left w:type="dxa" w:w="110"/>
-              <w:bottom w:type="dxa" w:w="70"/>
-              <w:right w:type="dxa" w:w="110"/>
-            </w:tcMar>
-            <w:vAlign w:val="center"/>
-          </w:tcPr>
-          <w:p>
-            <w:pPr>
-              <w:spacing w:after="0" w:line="260"/>
-            </w:pPr>
-            <w:r>
-              <w:rPr>
-                <w:rFonts w:ascii="Times New Roman" w:cs="Times New Roman" w:eastAsia="Times New Roman" w:hAnsi="Times New Roman"/>
-                <w:sz w:val="21"/>
-                <w:szCs w:val="21"/>
-              </w:rPr>
-              <w:t xml:space="preserve">3</w:t>
-            </w:r>
-          </w:p>
-        </w:tc>
-        <w:tc>
-          <w:tcPr>
-            <w:tcW w:type="dxa" w:w="1600"/>
-            <w:tcBorders>
-              <w:top w:val="single" w:color="808080" w:sz="4"/>
-              <w:left w:val="single" w:color="808080" w:sz="4"/>
-              <w:bottom w:val="single" w:color="808080" w:sz="4"/>
-              <w:right w:val="single" w:color="808080" w:sz="4"/>
-            </w:tcBorders>
-            <w:tcMar>
-              <w:top w:type="dxa" w:w="70"/>
-              <w:left w:type="dxa" w:w="110"/>
-              <w:bottom w:type="dxa" w:w="70"/>
-              <w:right w:type="dxa" w:w="110"/>
-            </w:tcMar>
-            <w:vAlign w:val="center"/>
-          </w:tcPr>
-          <w:p>
-            <w:pPr>
-              <w:spacing w:after="0" w:line="260"/>
-            </w:pPr>
-            <w:r>
-              <w:rPr>
-                <w:rFonts w:ascii="Times New Roman" w:cs="Times New Roman" w:eastAsia="Times New Roman" w:hAnsi="Times New Roman"/>
-                <w:sz w:val="21"/>
-                <w:szCs w:val="21"/>
-              </w:rPr>
-              <w:t xml:space="preserve">Backlog</w:t>
-            </w:r>
-          </w:p>
-        </w:tc>
-      </w:tr>
-      <w:tr>
-        <w:trPr>
-          <w:cantSplit/>
-        </w:trPr>
-        <w:tc>
-          <w:tcPr>
-            <w:tcW w:type="dxa" w:w="700"/>
-            <w:tcBorders>
-              <w:top w:val="single" w:color="808080" w:sz="4"/>
-              <w:left w:val="single" w:color="808080" w:sz="4"/>
-              <w:bottom w:val="single" w:color="808080" w:sz="4"/>
-              <w:right w:val="single" w:color="808080" w:sz="4"/>
-            </w:tcBorders>
-            <w:tcMar>
-              <w:top w:type="dxa" w:w="70"/>
-              <w:left w:type="dxa" w:w="110"/>
-              <w:bottom w:type="dxa" w:w="70"/>
-              <w:right w:type="dxa" w:w="110"/>
-            </w:tcMar>
-            <w:vAlign w:val="center"/>
-          </w:tcPr>
-          <w:p>
-            <w:pPr>
-              <w:spacing w:after="0" w:line="260"/>
-            </w:pPr>
-            <w:r>
-              <w:rPr>
-                <w:rFonts w:ascii="Times New Roman" w:cs="Times New Roman" w:eastAsia="Times New Roman" w:hAnsi="Times New Roman"/>
-                <w:sz w:val="21"/>
-                <w:szCs w:val="21"/>
-              </w:rPr>
-              <w:t xml:space="preserve">45</w:t>
-            </w:r>
-          </w:p>
-        </w:tc>
-        <w:tc>
-          <w:tcPr>
-            <w:tcW w:type="dxa" w:w="4626"/>
-            <w:tcBorders>
-              <w:top w:val="single" w:color="808080" w:sz="4"/>
-              <w:left w:val="single" w:color="808080" w:sz="4"/>
-              <w:bottom w:val="single" w:color="808080" w:sz="4"/>
-              <w:right w:val="single" w:color="808080" w:sz="4"/>
-            </w:tcBorders>
-            <w:tcMar>
-              <w:top w:type="dxa" w:w="70"/>
-              <w:left w:type="dxa" w:w="110"/>
-              <w:bottom w:type="dxa" w:w="70"/>
-              <w:right w:type="dxa" w:w="110"/>
-            </w:tcMar>
-            <w:vAlign w:val="center"/>
-          </w:tcPr>
-          <w:p>
-            <w:pPr>
-              <w:spacing w:after="0" w:line="260"/>
-            </w:pPr>
-            <w:r>
-              <w:rPr>
-                <w:rFonts w:ascii="Times New Roman" w:cs="Times New Roman" w:eastAsia="Times New Roman" w:hAnsi="Times New Roman"/>
-                <w:sz w:val="21"/>
-                <w:szCs w:val="21"/>
-              </w:rPr>
-              <w:t xml:space="preserve">Cotizar reposición o ampliación de equipos de la Universidad (si el relevamiento lo exige)</w:t>
-            </w:r>
-          </w:p>
-        </w:tc>
-        <w:tc>
-          <w:tcPr>
-            <w:tcW w:type="dxa" w:w="1400"/>
-            <w:tcBorders>
-              <w:top w:val="single" w:color="808080" w:sz="4"/>
-              <w:left w:val="single" w:color="808080" w:sz="4"/>
-              <w:bottom w:val="single" w:color="808080" w:sz="4"/>
-              <w:right w:val="single" w:color="808080" w:sz="4"/>
-            </w:tcBorders>
-            <w:tcMar>
-              <w:top w:type="dxa" w:w="70"/>
-              <w:left w:type="dxa" w:w="110"/>
-              <w:bottom w:type="dxa" w:w="70"/>
-              <w:right w:type="dxa" w:w="110"/>
-            </w:tcMar>
-            <w:vAlign w:val="center"/>
-          </w:tcPr>
-          <w:p>
-            <w:pPr>
-              <w:spacing w:after="0" w:line="260"/>
-            </w:pPr>
-            <w:r>
-              <w:rPr>
-                <w:rFonts w:ascii="Times New Roman" w:cs="Times New Roman" w:eastAsia="Times New Roman" w:hAnsi="Times New Roman"/>
-                <w:sz w:val="21"/>
-                <w:szCs w:val="21"/>
-              </w:rPr>
-              <w:t xml:space="preserve">Universidad</w:t>
             </w:r>
           </w:p>
         </w:tc>
